--- a/lease_summary_app/SeedJura_Lease_Summary_FORM.docx
+++ b/lease_summary_app/SeedJura_Lease_Summary_FORM.docx
@@ -1331,7 +1331,7 @@
                 <w:b/>
                 <w:sz w:val="20"/>
               </w:rPr>
-              <w:t>Lease Effective Date</w:t>
+              <w:t>Commencement Date</w:t>
             </w:r>
           </w:p>
         </w:tc>
@@ -1397,39 +1397,39 @@
                 <w:b/>
                 <w:sz w:val="20"/>
               </w:rPr>
-              <w:t>Commencement Date</w:t>
-            </w:r>
-          </w:p>
-        </w:tc>
-        <w:tc>
-          <w:tcPr>
-            <w:tcW w:type="dxa" w:w="4567"/>
-          </w:tcPr>
-          <w:p>
-            <w:r/>
-            <w:r>
-              <w:rPr>
-                <w:rFonts w:ascii="Arial" w:hAnsi="Arial"/>
-                <w:b w:val="0"/>
-                <w:sz w:val="20"/>
-              </w:rPr>
-              <w:t>[!@Date_Commencment_Int]</w:t>
-            </w:r>
-          </w:p>
-        </w:tc>
-        <w:tc>
-          <w:tcPr>
-            <w:tcW w:type="dxa" w:w="4567"/>
-          </w:tcPr>
-          <w:p>
-            <w:r/>
-            <w:r>
-              <w:rPr>
-                <w:rFonts w:ascii="Arial" w:hAnsi="Arial"/>
-                <w:b w:val="0"/>
-                <w:sz w:val="20"/>
-              </w:rPr>
-              <w:t>[!@Date_Commencment_Raw]</w:t>
+              <w:t>Effective Date</w:t>
+            </w:r>
+          </w:p>
+        </w:tc>
+        <w:tc>
+          <w:tcPr>
+            <w:tcW w:type="dxa" w:w="4567"/>
+          </w:tcPr>
+          <w:p>
+            <w:r/>
+            <w:r>
+              <w:rPr>
+                <w:rFonts w:ascii="Arial" w:hAnsi="Arial"/>
+                <w:b w:val="0"/>
+                <w:sz w:val="20"/>
+              </w:rPr>
+              <w:t>[!@Amendment_Effective_Date_Int]</w:t>
+            </w:r>
+          </w:p>
+        </w:tc>
+        <w:tc>
+          <w:tcPr>
+            <w:tcW w:type="dxa" w:w="4567"/>
+          </w:tcPr>
+          <w:p>
+            <w:r/>
+            <w:r>
+              <w:rPr>
+                <w:rFonts w:ascii="Arial" w:hAnsi="Arial"/>
+                <w:b w:val="0"/>
+                <w:sz w:val="20"/>
+              </w:rPr>
+              <w:t>[!@Amendment_Effective_Date_Raw]</w:t>
             </w:r>
           </w:p>
         </w:tc>
@@ -1463,6 +1463,72 @@
                 <w:b/>
                 <w:sz w:val="20"/>
               </w:rPr>
+              <w:t>Termination Date</w:t>
+            </w:r>
+          </w:p>
+        </w:tc>
+        <w:tc>
+          <w:tcPr>
+            <w:tcW w:type="dxa" w:w="4567"/>
+          </w:tcPr>
+          <w:p>
+            <w:r/>
+            <w:r>
+              <w:rPr>
+                <w:rFonts w:ascii="Arial" w:hAnsi="Arial"/>
+                <w:b w:val="0"/>
+                <w:sz w:val="20"/>
+              </w:rPr>
+              <w:t>[!@Date_Termination_Int]</w:t>
+            </w:r>
+          </w:p>
+        </w:tc>
+        <w:tc>
+          <w:tcPr>
+            <w:tcW w:type="dxa" w:w="4567"/>
+          </w:tcPr>
+          <w:p>
+            <w:r/>
+            <w:r>
+              <w:rPr>
+                <w:rFonts w:ascii="Arial" w:hAnsi="Arial"/>
+                <w:b w:val="0"/>
+                <w:sz w:val="20"/>
+              </w:rPr>
+              <w:t>[!@Date_Termination_Raw]</w:t>
+            </w:r>
+          </w:p>
+        </w:tc>
+      </w:tr>
+      <w:tr>
+        <w:tc>
+          <w:tcPr>
+            <w:tcW w:type="dxa" w:w="709"/>
+          </w:tcPr>
+          <w:p>
+            <w:r/>
+            <w:r>
+              <w:rPr>
+                <w:rFonts w:ascii="Arial" w:hAnsi="Arial"/>
+                <w:b/>
+                <w:sz w:val="20"/>
+              </w:rPr>
+              <w:t>13.</w:t>
+            </w:r>
+          </w:p>
+        </w:tc>
+        <w:tc>
+          <w:tcPr>
+            <w:tcW w:type="dxa" w:w="3071"/>
+          </w:tcPr>
+          <w:p>
+            <w:r/>
+            <w:r>
+              <w:rPr>
+                <w:rFonts w:ascii="Arial" w:hAnsi="Arial"/>
+                <w:b/>
+                <w:sz w:val="20"/>
+              </w:rPr>
               <w:t>Opening Date</w:t>
             </w:r>
           </w:p>
@@ -1513,7 +1579,7 @@
                 <w:b/>
                 <w:sz w:val="20"/>
               </w:rPr>
-              <w:t>13.</w:t>
+              <w:t>14.</w:t>
             </w:r>
           </w:p>
         </w:tc>
@@ -1609,7 +1675,7 @@
                 <w:b/>
                 <w:sz w:val="20"/>
               </w:rPr>
-              <w:t>14.</w:t>
+              <w:t>15.</w:t>
             </w:r>
           </w:p>
         </w:tc>
@@ -1675,7 +1741,7 @@
                 <w:b/>
                 <w:sz w:val="20"/>
               </w:rPr>
-              <w:t>15.</w:t>
+              <w:t>16.</w:t>
             </w:r>
           </w:p>
         </w:tc>
@@ -1741,7 +1807,7 @@
                 <w:b/>
                 <w:sz w:val="20"/>
               </w:rPr>
-              <w:t>16.</w:t>
+              <w:t>17.</w:t>
             </w:r>
           </w:p>
         </w:tc>
@@ -1807,7 +1873,7 @@
                 <w:b/>
                 <w:sz w:val="20"/>
               </w:rPr>
-              <w:t>17.</w:t>
+              <w:t>18.</w:t>
             </w:r>
           </w:p>
         </w:tc>
@@ -1871,7 +1937,7 @@
                 <w:b/>
                 <w:sz w:val="20"/>
               </w:rPr>
-              <w:t>18.</w:t>
+              <w:t>19.</w:t>
             </w:r>
           </w:p>
         </w:tc>
@@ -1957,7 +2023,7 @@
                 <w:b/>
                 <w:sz w:val="20"/>
               </w:rPr>
-              <w:t>19.</w:t>
+              <w:t>20.</w:t>
             </w:r>
           </w:p>
         </w:tc>
@@ -2023,7 +2089,7 @@
                 <w:b/>
                 <w:sz w:val="20"/>
               </w:rPr>
-              <w:t>20.</w:t>
+              <w:t>21.</w:t>
             </w:r>
           </w:p>
         </w:tc>
@@ -2089,7 +2155,7 @@
                 <w:b/>
                 <w:sz w:val="20"/>
               </w:rPr>
-              <w:t>21.</w:t>
+              <w:t>22.</w:t>
             </w:r>
           </w:p>
         </w:tc>
@@ -2155,7 +2221,7 @@
                 <w:b/>
                 <w:sz w:val="20"/>
               </w:rPr>
-              <w:t>22.</w:t>
+              <w:t>23.</w:t>
             </w:r>
           </w:p>
         </w:tc>
@@ -2219,7 +2285,7 @@
                 <w:b/>
                 <w:sz w:val="20"/>
               </w:rPr>
-              <w:t>23.</w:t>
+              <w:t>24.</w:t>
             </w:r>
           </w:p>
         </w:tc>
@@ -2285,7 +2351,7 @@
                 <w:b/>
                 <w:sz w:val="20"/>
               </w:rPr>
-              <w:t>24.</w:t>
+              <w:t>25.</w:t>
             </w:r>
           </w:p>
         </w:tc>
@@ -2351,7 +2417,7 @@
                 <w:b/>
                 <w:sz w:val="20"/>
               </w:rPr>
-              <w:t>25.</w:t>
+              <w:t>26.</w:t>
             </w:r>
           </w:p>
         </w:tc>
@@ -2417,7 +2483,7 @@
                 <w:b/>
                 <w:sz w:val="20"/>
               </w:rPr>
-              <w:t>26.</w:t>
+              <w:t>27.</w:t>
             </w:r>
           </w:p>
         </w:tc>
@@ -2503,7 +2569,7 @@
                 <w:b/>
                 <w:sz w:val="20"/>
               </w:rPr>
-              <w:t>27.</w:t>
+              <w:t>28.</w:t>
             </w:r>
           </w:p>
         </w:tc>
@@ -2569,7 +2635,7 @@
                 <w:b/>
                 <w:sz w:val="20"/>
               </w:rPr>
-              <w:t>28.</w:t>
+              <w:t>29.</w:t>
             </w:r>
           </w:p>
         </w:tc>
@@ -2635,7 +2701,7 @@
                 <w:b/>
                 <w:sz w:val="20"/>
               </w:rPr>
-              <w:t>29.</w:t>
+              <w:t>30.</w:t>
             </w:r>
           </w:p>
         </w:tc>
@@ -2701,7 +2767,7 @@
                 <w:b/>
                 <w:sz w:val="20"/>
               </w:rPr>
-              <w:t>30.</w:t>
+              <w:t>31.</w:t>
             </w:r>
           </w:p>
         </w:tc>
@@ -2787,7 +2853,7 @@
                 <w:b/>
                 <w:sz w:val="20"/>
               </w:rPr>
-              <w:t>31.</w:t>
+              <w:t>32.</w:t>
             </w:r>
           </w:p>
         </w:tc>
@@ -2873,7 +2939,7 @@
                 <w:b/>
                 <w:sz w:val="20"/>
               </w:rPr>
-              <w:t>32.</w:t>
+              <w:t>33.</w:t>
             </w:r>
           </w:p>
         </w:tc>
@@ -2939,7 +3005,7 @@
                 <w:b/>
                 <w:sz w:val="20"/>
               </w:rPr>
-              <w:t>33.</w:t>
+              <w:t>34.</w:t>
             </w:r>
           </w:p>
         </w:tc>
@@ -3005,7 +3071,7 @@
                 <w:b/>
                 <w:sz w:val="20"/>
               </w:rPr>
-              <w:t>34.</w:t>
+              <w:t>35.</w:t>
             </w:r>
           </w:p>
         </w:tc>
@@ -3091,7 +3157,7 @@
                 <w:b/>
                 <w:sz w:val="20"/>
               </w:rPr>
-              <w:t>35.</w:t>
+              <w:t>36.</w:t>
             </w:r>
           </w:p>
         </w:tc>
@@ -3177,7 +3243,7 @@
                 <w:b/>
                 <w:sz w:val="20"/>
               </w:rPr>
-              <w:t>36.</w:t>
+              <w:t>37.</w:t>
             </w:r>
           </w:p>
         </w:tc>
@@ -3283,7 +3349,7 @@
                 <w:b/>
                 <w:sz w:val="20"/>
               </w:rPr>
-              <w:t>37.</w:t>
+              <w:t>38.</w:t>
             </w:r>
           </w:p>
         </w:tc>
@@ -3349,7 +3415,7 @@
                 <w:b/>
                 <w:sz w:val="20"/>
               </w:rPr>
-              <w:t>38.</w:t>
+              <w:t>39.</w:t>
             </w:r>
           </w:p>
         </w:tc>
@@ -3435,7 +3501,7 @@
                 <w:b/>
                 <w:sz w:val="20"/>
               </w:rPr>
-              <w:t>39.</w:t>
+              <w:t>40.</w:t>
             </w:r>
           </w:p>
         </w:tc>
@@ -3501,7 +3567,7 @@
                 <w:b/>
                 <w:sz w:val="20"/>
               </w:rPr>
-              <w:t>40.</w:t>
+              <w:t>41.</w:t>
             </w:r>
           </w:p>
         </w:tc>
@@ -3587,7 +3653,7 @@
                 <w:b/>
                 <w:sz w:val="20"/>
               </w:rPr>
-              <w:t>41.</w:t>
+              <w:t>42.</w:t>
             </w:r>
           </w:p>
         </w:tc>
@@ -3673,7 +3739,7 @@
                 <w:b/>
                 <w:sz w:val="20"/>
               </w:rPr>
-              <w:t>42.</w:t>
+              <w:t>43.</w:t>
             </w:r>
           </w:p>
         </w:tc>
@@ -3759,7 +3825,7 @@
                 <w:b/>
                 <w:sz w:val="20"/>
               </w:rPr>
-              <w:t>43.</w:t>
+              <w:t>44.</w:t>
             </w:r>
           </w:p>
         </w:tc>
@@ -3825,7 +3891,7 @@
                 <w:b/>
                 <w:sz w:val="20"/>
               </w:rPr>
-              <w:t>44.</w:t>
+              <w:t>45.</w:t>
             </w:r>
           </w:p>
         </w:tc>
@@ -3891,7 +3957,7 @@
                 <w:b/>
                 <w:sz w:val="20"/>
               </w:rPr>
-              <w:t>45.</w:t>
+              <w:t>46.</w:t>
             </w:r>
           </w:p>
         </w:tc>
